--- a/templates/base_specification.docx
+++ b/templates/base_specification.docx
@@ -74,15 +74,9 @@
     </w:p>
     <w:sectPr>
       <w:pgSz w:w="11909" w:h="16834"/>
-      <w:pgMar w:top="1440" w:right="1440" w:bottom="1440" w:left="1440" w:header="1440" w:footer="720" w:gutter="0"/>
+      <w:pgMar w:top="720" w:right="720" w:bottom="720" w:left="720" w:header="720" w:footer="720" w:gutter="0"/>
       <w:cols w:space="720"/>
       <w:docGrid w:linePitch="360"/>
-      <w:pgBorders>
-        <w:top w:val="double" w:sz="4" w:space="2" w:color="auto"/>
-        <w:left w:val="double" w:sz="4" w:space="20" w:color="auto"/>
-        <w:bottom w:val="double" w:sz="4" w:space="1" w:color="auto"/>
-        <w:right w:val="double" w:sz="4" w:space="20" w:color="auto"/>
-      </w:pgBorders>
     </w:sectPr>
   </w:body>
 </w:document>
